--- a/cel_systemu_interfejs/sprawozdanie1.docx
+++ b/cel_systemu_interfejs/sprawozdanie1.docx
@@ -2270,8 +2270,8 @@
       </w:pPr>
       <w:r>
         <w:rPr>
-          <w:i/>
-          <w:iCs/>
+          <w:i w:val="1"/>
+          <w:iCs w:val="1"/>
           <w:sz w:val="18"/>
           <w:szCs w:val="18"/>
         </w:rPr>
@@ -2279,8 +2279,8 @@
       </w:r>
       <w:r>
         <w:rPr>
-          <w:i/>
-          <w:iCs/>
+          <w:i w:val="1"/>
+          <w:iCs w:val="1"/>
           <w:sz w:val="18"/>
           <w:szCs w:val="18"/>
         </w:rPr>
@@ -2288,8 +2288,8 @@
       </w:r>
       <w:r>
         <w:rPr>
-          <w:i/>
-          <w:iCs/>
+          <w:i w:val="1"/>
+          <w:iCs w:val="1"/>
           <w:sz w:val="18"/>
           <w:szCs w:val="18"/>
         </w:rPr>
@@ -2297,8 +2297,8 @@
       </w:r>
       <w:r>
         <w:rPr>
-          <w:i/>
-          <w:iCs/>
+          <w:i w:val="1"/>
+          <w:iCs w:val="1"/>
           <w:sz w:val="18"/>
           <w:szCs w:val="18"/>
         </w:rPr>
@@ -2306,12 +2306,124 @@
       </w:r>
       <w:r>
         <w:rPr>
-          <w:i/>
-          <w:iCs/>
+          <w:i w:val="1"/>
+          <w:iCs w:val="1"/>
           <w:sz w:val="18"/>
           <w:szCs w:val="18"/>
         </w:rPr>
         <w:t>rządu</w:t>
+      </w:r>
+    </w:p>
+    <w:p>
+      <w:pPr>
+        <w:jc w:val="left"/>
+        <w:rPr>
+          <w:rFonts w:ascii="Aptos" w:hAnsi="Aptos" w:eastAsia="Aptos" w:cs="Aptos" w:asciiTheme="minorAscii" w:hAnsiTheme="minorAscii" w:eastAsiaTheme="minorAscii" w:cstheme="minorAscii"/>
+          <w:i w:val="0"/>
+          <w:iCs w:val="0"/>
+          <w:sz w:val="24"/>
+          <w:szCs w:val="24"/>
+        </w:rPr>
+      </w:pPr>
+      <w:r>
+        <w:rPr>
+          <w:rFonts w:ascii="Aptos" w:hAnsi="Aptos" w:eastAsia="Aptos" w:cs="Aptos" w:asciiTheme="minorAscii" w:hAnsiTheme="minorAscii" w:eastAsiaTheme="minorAscii" w:cstheme="minorAscii"/>
+          <w:i w:val="0"/>
+          <w:iCs w:val="0"/>
+          <w:sz w:val="24"/>
+          <w:szCs w:val="24"/>
+        </w:rPr>
+        <w:t xml:space="preserve">Do wykonania prototypów </w:t>
+      </w:r>
+      <w:r>
+        <w:rPr>
+          <w:rFonts w:ascii="Aptos" w:hAnsi="Aptos" w:eastAsia="Aptos" w:cs="Aptos" w:asciiTheme="minorAscii" w:hAnsiTheme="minorAscii" w:eastAsiaTheme="minorAscii" w:cstheme="minorAscii"/>
+          <w:i w:val="0"/>
+          <w:iCs w:val="0"/>
+          <w:sz w:val="24"/>
+          <w:szCs w:val="24"/>
+        </w:rPr>
+        <w:t>intetrfejsów</w:t>
+      </w:r>
+      <w:r>
+        <w:rPr>
+          <w:rFonts w:ascii="Aptos" w:hAnsi="Aptos" w:eastAsia="Aptos" w:cs="Aptos" w:asciiTheme="minorAscii" w:hAnsiTheme="minorAscii" w:eastAsiaTheme="minorAscii" w:cstheme="minorAscii"/>
+          <w:i w:val="0"/>
+          <w:iCs w:val="0"/>
+          <w:sz w:val="24"/>
+          <w:szCs w:val="24"/>
+        </w:rPr>
+        <w:t xml:space="preserve"> użyto </w:t>
+      </w:r>
+      <w:r>
+        <w:rPr>
+          <w:rFonts w:ascii="Aptos" w:hAnsi="Aptos" w:eastAsia="Aptos" w:cs="Aptos" w:asciiTheme="minorAscii" w:hAnsiTheme="minorAscii" w:eastAsiaTheme="minorAscii" w:cstheme="minorAscii"/>
+          <w:i w:val="0"/>
+          <w:iCs w:val="0"/>
+          <w:sz w:val="24"/>
+          <w:szCs w:val="24"/>
+        </w:rPr>
+        <w:t>GenAI</w:t>
+      </w:r>
+      <w:r>
+        <w:rPr>
+          <w:rFonts w:ascii="Aptos" w:hAnsi="Aptos" w:eastAsia="Aptos" w:cs="Aptos" w:asciiTheme="minorAscii" w:hAnsiTheme="minorAscii" w:eastAsiaTheme="minorAscii" w:cstheme="minorAscii"/>
+          <w:i w:val="0"/>
+          <w:iCs w:val="0"/>
+          <w:sz w:val="24"/>
+          <w:szCs w:val="24"/>
+        </w:rPr>
+        <w:t xml:space="preserve"> </w:t>
+      </w:r>
+      <w:r>
+        <w:rPr>
+          <w:rFonts w:ascii="Aptos" w:hAnsi="Aptos" w:eastAsia="Aptos" w:cs="Aptos" w:asciiTheme="minorAscii" w:hAnsiTheme="minorAscii" w:eastAsiaTheme="minorAscii" w:cstheme="minorAscii"/>
+          <w:i w:val="0"/>
+          <w:iCs w:val="0"/>
+          <w:sz w:val="24"/>
+          <w:szCs w:val="24"/>
+        </w:rPr>
+        <w:t>(</w:t>
+      </w:r>
+      <w:r>
+        <w:rPr>
+          <w:rFonts w:ascii="Aptos" w:hAnsi="Aptos" w:eastAsia="Aptos" w:cs="Aptos" w:asciiTheme="minorAscii" w:hAnsiTheme="minorAscii" w:eastAsiaTheme="minorAscii" w:cstheme="minorAscii"/>
+          <w:i w:val="0"/>
+          <w:iCs w:val="0"/>
+          <w:sz w:val="24"/>
+          <w:szCs w:val="24"/>
+        </w:rPr>
+        <w:t>gpt</w:t>
+      </w:r>
+      <w:r>
+        <w:rPr>
+          <w:rFonts w:ascii="Aptos" w:hAnsi="Aptos" w:eastAsia="Aptos" w:cs="Aptos" w:asciiTheme="minorAscii" w:hAnsiTheme="minorAscii" w:eastAsiaTheme="minorAscii" w:cstheme="minorAscii"/>
+          <w:i w:val="0"/>
+          <w:iCs w:val="0"/>
+          <w:sz w:val="24"/>
+          <w:szCs w:val="24"/>
+        </w:rPr>
+        <w:t xml:space="preserve"> 5.3 </w:t>
+      </w:r>
+      <w:r>
+        <w:rPr>
+          <w:rFonts w:ascii="Aptos" w:hAnsi="Aptos" w:eastAsia="Aptos" w:cs="Aptos" w:asciiTheme="minorAscii" w:hAnsiTheme="minorAscii" w:eastAsiaTheme="minorAscii" w:cstheme="minorAscii"/>
+          <w:i w:val="0"/>
+          <w:iCs w:val="0"/>
+          <w:sz w:val="24"/>
+          <w:szCs w:val="24"/>
+        </w:rPr>
+        <w:t>codex</w:t>
+      </w:r>
+      <w:r>
+        <w:rPr>
+          <w:rFonts w:ascii="Aptos" w:hAnsi="Aptos" w:eastAsia="Aptos" w:cs="Aptos" w:asciiTheme="minorAscii" w:hAnsiTheme="minorAscii" w:eastAsiaTheme="minorAscii" w:cstheme="minorAscii"/>
+          <w:i w:val="0"/>
+          <w:iCs w:val="0"/>
+          <w:sz w:val="24"/>
+          <w:szCs w:val="24"/>
+        </w:rPr>
+        <w:t>)</w:t>
       </w:r>
     </w:p>
     <w:sectPr>
